--- a/PrimeiroAno/MatematicaPrimeiroAno/TerceiroTrimestre/AvaliacaoTerceiroTrimestreMatematica1Ano/Avaliacao/AvaliaçãoMatematica1anoTerceiroTrimestre2025.docx
+++ b/PrimeiroAno/MatematicaPrimeiroAno/TerceiroTrimestre/AvaliacaoTerceiroTrimestreMatematica1Ano/Avaliacao/AvaliaçãoMatematica1anoTerceiroTrimestre2025.docx
@@ -83,7 +83,7 @@
               </wp:anchor>
             </w:drawing>
           </mc:Choice>
-          <mc:Fallback xmlns:a="http://schemas.openxmlformats.org/drawingml/2006/main" xmlns:w16cex="http://schemas.microsoft.com/office/word/2018/wordml/cex" xmlns:w16cid="http://schemas.microsoft.com/office/word/2016/wordml/cid" xmlns:w16="http://schemas.microsoft.com/office/word/2018/wordml" xmlns:w16sdtdh="http://schemas.microsoft.com/office/word/2020/wordml/sdtdatahash">
+          <mc:Fallback xmlns:w16sdtdh="http://schemas.microsoft.com/office/word/2020/wordml/sdtdatahash" xmlns:w16="http://schemas.microsoft.com/office/word/2018/wordml" xmlns:w16cid="http://schemas.microsoft.com/office/word/2016/wordml/cid" xmlns:w16cex="http://schemas.microsoft.com/office/word/2018/wordml/cex" xmlns:a="http://schemas.openxmlformats.org/drawingml/2006/main">
             <w:pict>
               <v:shapetype id="_x0000_t75" coordsize="21600,21600" o:spt="75" o:preferrelative="t" path="m@4@5l@4@11@9@11@9@5xe" filled="f" stroked="f">
                 <v:stroke joinstyle="miter"/>
@@ -174,7 +174,7 @@
               </wp:anchor>
             </w:drawing>
           </mc:Choice>
-          <mc:Fallback xmlns:a="http://schemas.openxmlformats.org/drawingml/2006/main" xmlns:w16cex="http://schemas.microsoft.com/office/word/2018/wordml/cex" xmlns:w16cid="http://schemas.microsoft.com/office/word/2016/wordml/cid" xmlns:w16="http://schemas.microsoft.com/office/word/2018/wordml" xmlns:w16sdtdh="http://schemas.microsoft.com/office/word/2020/wordml/sdtdatahash">
+          <mc:Fallback xmlns:w16sdtdh="http://schemas.microsoft.com/office/word/2020/wordml/sdtdatahash" xmlns:w16="http://schemas.microsoft.com/office/word/2018/wordml" xmlns:w16cid="http://schemas.microsoft.com/office/word/2016/wordml/cid" xmlns:w16cex="http://schemas.microsoft.com/office/word/2018/wordml/cex" xmlns:a="http://schemas.openxmlformats.org/drawingml/2006/main">
             <w:pict>
               <v:shapetype id="_x0000_t75" coordsize="21600,21600" o:spt="75" o:preferrelative="t" path="m@4@5l@4@11@9@11@9@5xe" filled="f" stroked="f">
                 <v:stroke joinstyle="miter"/>
@@ -280,7 +280,7 @@
               </wp:anchor>
             </w:drawing>
           </mc:Choice>
-          <mc:Fallback xmlns:a="http://schemas.openxmlformats.org/drawingml/2006/main" xmlns:w16cex="http://schemas.microsoft.com/office/word/2018/wordml/cex" xmlns:w16cid="http://schemas.microsoft.com/office/word/2016/wordml/cid" xmlns:w16="http://schemas.microsoft.com/office/word/2018/wordml" xmlns:w16sdtdh="http://schemas.microsoft.com/office/word/2020/wordml/sdtdatahash">
+          <mc:Fallback xmlns:w16sdtdh="http://schemas.microsoft.com/office/word/2020/wordml/sdtdatahash" xmlns:w16="http://schemas.microsoft.com/office/word/2018/wordml" xmlns:w16cid="http://schemas.microsoft.com/office/word/2016/wordml/cid" xmlns:w16cex="http://schemas.microsoft.com/office/word/2018/wordml/cex" xmlns:a="http://schemas.openxmlformats.org/drawingml/2006/main">
             <w:pict>
               <v:shapetype id="_x0000_t75" coordsize="21600,21600" o:spt="75" o:preferrelative="t" path="m@4@5l@4@11@9@11@9@5xe" filled="f" stroked="f">
                 <v:stroke joinstyle="miter"/>
@@ -872,7 +872,14 @@
           <w:rFonts w:ascii="Arial" w:eastAsia="Times New Roman" w:hAnsi="Arial" w:cs="Arial"/>
           <w:lang w:eastAsia="pt-BR"/>
         </w:rPr>
-        <w:t xml:space="preserve"> A soma dos 10 primeiros termos da P.A. (4, 7, 10, …) é:</w:t>
+        <w:t xml:space="preserve"> A soma do</w:t>
+      </w:r>
+      <w:r>
+        <w:rPr>
+          <w:rFonts w:ascii="Arial" w:eastAsia="Times New Roman" w:hAnsi="Arial" w:cs="Arial"/>
+          <w:lang w:eastAsia="pt-BR"/>
+        </w:rPr>
+        <w:t>s 6 primeiros termos da P.A. (3, 8, 13, …) é?</w:t>
       </w:r>
     </w:p>
     <w:p>
@@ -888,7 +895,7 @@
           <w:rFonts w:ascii="Arial" w:eastAsia="Times New Roman" w:hAnsi="Arial" w:cs="Arial"/>
           <w:lang w:eastAsia="pt-BR"/>
         </w:rPr>
-        <w:t>A) 145</w:t>
+        <w:t>A) 91</w:t>
       </w:r>
       <w:r>
         <w:rPr>
@@ -896,7 +903,7 @@
           <w:lang w:eastAsia="pt-BR"/>
         </w:rPr>
         <w:br/>
-        <w:t>B) 150</w:t>
+        <w:t>B) 92</w:t>
       </w:r>
       <w:r>
         <w:rPr>
@@ -904,7 +911,7 @@
           <w:lang w:eastAsia="pt-BR"/>
         </w:rPr>
         <w:br/>
-        <w:t>C) 160</w:t>
+        <w:t>C) 93</w:t>
       </w:r>
       <w:r>
         <w:rPr>
@@ -918,7 +925,7 @@
           <w:rFonts w:ascii="Arial" w:eastAsia="Times New Roman" w:hAnsi="Arial" w:cs="Arial"/>
           <w:lang w:eastAsia="pt-BR"/>
         </w:rPr>
-        <w:t>D) 165</w:t>
+        <w:t>D) 94</w:t>
       </w:r>
       <w:r>
         <w:rPr>
@@ -926,8 +933,18 @@
           <w:lang w:eastAsia="pt-BR"/>
         </w:rPr>
         <w:br/>
-        <w:t>E) 175</w:t>
+        <w:t>E) 95</w:t>
       </w:r>
+    </w:p>
+    <w:p>
+      <w:pPr>
+        <w:spacing w:after="120" w:line="240" w:lineRule="auto"/>
+        <w:jc w:val="both"/>
+        <w:rPr>
+          <w:rFonts w:ascii="Arial" w:eastAsia="Times New Roman" w:hAnsi="Arial" w:cs="Arial"/>
+          <w:lang w:eastAsia="pt-BR"/>
+        </w:rPr>
+      </w:pPr>
     </w:p>
     <w:p>
       <w:pPr>
@@ -952,7 +969,29 @@
           <w:rFonts w:ascii="Arial" w:eastAsia="Times New Roman" w:hAnsi="Arial" w:cs="Arial"/>
           <w:lang w:eastAsia="pt-BR"/>
         </w:rPr>
-        <w:t xml:space="preserve"> O número que deve ser adicionado a cada termo da P.A. (5, 8, 11) para que ela se torne (9, 12, 15) é:</w:t>
+        <w:t xml:space="preserve"> Qual o</w:t>
+      </w:r>
+      <w:r>
+        <w:rPr>
+          <w:rFonts w:ascii="Arial" w:eastAsia="Times New Roman" w:hAnsi="Arial" w:cs="Arial"/>
+          <w:lang w:eastAsia="pt-BR"/>
+        </w:rPr>
+        <w:t xml:space="preserve"> número que deve ser adicionado a cada termo da P.A. (5, 8, 11) para</w:t>
+      </w:r>
+      <w:r>
+        <w:rPr>
+          <w:rFonts w:ascii="Arial" w:eastAsia="Times New Roman" w:hAnsi="Arial" w:cs="Arial"/>
+          <w:lang w:eastAsia="pt-BR"/>
+        </w:rPr>
+        <w:t xml:space="preserve"> que ela se torne (9, 12, 15)? </w:t>
+      </w:r>
+      <w:r>
+        <w:rPr>
+          <w:rFonts w:ascii="Arial" w:eastAsia="Times New Roman" w:hAnsi="Arial" w:cs="Arial"/>
+          <w:b/>
+          <w:lang w:eastAsia="pt-BR"/>
+        </w:rPr>
+        <w:t>Justifique.</w:t>
       </w:r>
     </w:p>
     <w:p>
@@ -1028,8 +1067,6 @@
         </w:rPr>
         <w:t xml:space="preserve">Qual a razão da P.A (-6, -3,0,3,6, </w:t>
       </w:r>
-      <w:bookmarkStart w:id="0" w:name="_GoBack"/>
-      <w:bookmarkEnd w:id="0"/>
       <w:r>
         <w:rPr>
           <w:rFonts w:ascii="Arial" w:eastAsia="Times New Roman" w:hAnsi="Arial" w:cs="Arial"/>
@@ -1090,8 +1127,10 @@
           <w:lang w:eastAsia="pt-BR"/>
         </w:rPr>
         <w:br/>
-        <w:t>E) -11</w:t>
+        <w:t>E) -3</w:t>
       </w:r>
+      <w:bookmarkStart w:id="0" w:name="_GoBack"/>
+      <w:bookmarkEnd w:id="0"/>
     </w:p>
     <w:p>
       <w:pPr>
@@ -1168,7 +1207,7 @@
           <w:rFonts w:ascii="Arial" w:eastAsia="Times New Roman" w:hAnsi="Arial" w:cs="Arial"/>
           <w:lang w:eastAsia="pt-BR"/>
         </w:rPr>
-        <w:t xml:space="preserve"> é:</w:t>
+        <w:t xml:space="preserve"> é?</w:t>
       </w:r>
     </w:p>
     <w:p>
@@ -1428,7 +1467,29 @@
           <w:rFonts w:ascii="Arial" w:eastAsia="Times New Roman" w:hAnsi="Arial" w:cs="Arial"/>
           <w:lang w:eastAsia="pt-BR"/>
         </w:rPr>
-        <w:t xml:space="preserve"> A soma dos 5 primeiros termos da P.G. (3, 6, 12, …) é:</w:t>
+        <w:t xml:space="preserve"> Qual das alternativas abaixo melhor descrever a seguinte P.G. (3, 6, 12, …</w:t>
+      </w:r>
+      <w:r>
+        <w:rPr>
+          <w:rFonts w:ascii="Arial" w:eastAsia="Times New Roman" w:hAnsi="Arial" w:cs="Arial"/>
+          <w:lang w:eastAsia="pt-BR"/>
+        </w:rPr>
+        <w:t>)?</w:t>
+      </w:r>
+      <w:r>
+        <w:rPr>
+          <w:rFonts w:ascii="Arial" w:eastAsia="Times New Roman" w:hAnsi="Arial" w:cs="Arial"/>
+          <w:lang w:eastAsia="pt-BR"/>
+        </w:rPr>
+        <w:t xml:space="preserve"> </w:t>
+      </w:r>
+      <w:r>
+        <w:rPr>
+          <w:rFonts w:ascii="Arial" w:eastAsia="Times New Roman" w:hAnsi="Arial" w:cs="Arial"/>
+          <w:b/>
+          <w:lang w:eastAsia="pt-BR"/>
+        </w:rPr>
+        <w:t xml:space="preserve">Justifique. </w:t>
       </w:r>
     </w:p>
     <w:p>
@@ -1444,7 +1505,7 @@
           <w:rFonts w:ascii="Arial" w:eastAsia="Times New Roman" w:hAnsi="Arial" w:cs="Arial"/>
           <w:lang w:eastAsia="pt-BR"/>
         </w:rPr>
-        <w:t>A) 90</w:t>
+        <w:t>A) Crescente</w:t>
       </w:r>
       <w:r>
         <w:rPr>
@@ -1452,7 +1513,7 @@
           <w:lang w:eastAsia="pt-BR"/>
         </w:rPr>
         <w:br/>
-        <w:t>B) 93</w:t>
+        <w:t>B) Decrescente</w:t>
       </w:r>
       <w:r>
         <w:rPr>
@@ -1460,7 +1521,7 @@
           <w:lang w:eastAsia="pt-BR"/>
         </w:rPr>
         <w:br/>
-        <w:t>C) 96</w:t>
+        <w:t>C) Constante</w:t>
       </w:r>
       <w:r>
         <w:rPr>
@@ -1468,7 +1529,7 @@
           <w:lang w:eastAsia="pt-BR"/>
         </w:rPr>
         <w:br/>
-        <w:t>D) 99</w:t>
+        <w:t>D) Harmônica</w:t>
       </w:r>
       <w:r>
         <w:rPr>
@@ -1476,7 +1537,7 @@
           <w:lang w:eastAsia="pt-BR"/>
         </w:rPr>
         <w:br/>
-        <w:t>E) 102</w:t>
+        <w:t>E) Nenhuma das alternativas anteriores</w:t>
       </w:r>
     </w:p>
     <w:p>
@@ -1502,7 +1563,14 @@
           <w:rFonts w:ascii="Arial" w:eastAsia="Times New Roman" w:hAnsi="Arial" w:cs="Arial"/>
           <w:lang w:eastAsia="pt-BR"/>
         </w:rPr>
-        <w:t xml:space="preserve"> O produto dos três primeiros termos de uma P.G. é 8, e a razão é 2. O primeiro termo vale:</w:t>
+        <w:t xml:space="preserve"> O produto dos três primeiros termos de uma P.G. é 8, e a r</w:t>
+      </w:r>
+      <w:r>
+        <w:rPr>
+          <w:rFonts w:ascii="Arial" w:eastAsia="Times New Roman" w:hAnsi="Arial" w:cs="Arial"/>
+          <w:lang w:eastAsia="pt-BR"/>
+        </w:rPr>
+        <w:t>azão é 2. O primeiro termo vale?</w:t>
       </w:r>
     </w:p>
     <w:p>
@@ -3512,6 +3580,7 @@
   <w:style w:type="paragraph" w:default="1" w:styleId="Normal">
     <w:name w:val="Normal"/>
     <w:qFormat/>
+    <w:rsid w:val="00DE2182"/>
   </w:style>
   <w:style w:type="paragraph" w:styleId="Ttulo1">
     <w:name w:val="heading 1"/>
@@ -15553,7 +15622,7 @@
 </file>
 
 <file path=customXml/itemProps1.xml><?xml version="1.0" encoding="utf-8"?>
-<ds:datastoreItem xmlns:ds="http://schemas.openxmlformats.org/officeDocument/2006/customXml" ds:itemID="{F27180F9-D1BD-4289-BC25-B7FCB7A7D9A5}">
+<ds:datastoreItem xmlns:ds="http://schemas.openxmlformats.org/officeDocument/2006/customXml" ds:itemID="{40748250-5F0B-4A89-9540-DFCB878503BB}">
   <ds:schemaRefs>
     <ds:schemaRef ds:uri="http://schemas.openxmlformats.org/officeDocument/2006/bibliography"/>
   </ds:schemaRefs>
